--- a/SAP.docx
+++ b/SAP.docx
@@ -2423,6 +2423,8 @@
     <w:p>
       <w:pPr>
         <w:rPr>
+          <w:b/>
+          <w:bCs/>
           <w:sz w:val="22"/>
           <w:szCs w:val="22"/>
         </w:rPr>
@@ -2442,1070 +2444,780 @@
         <w:tab/>
         <w:t>Inverse Probability Weighting</w:t>
       </w:r>
-    </w:p>
-    <w:p>
-      <w:pPr>
+      <w:r>
         <w:rPr>
           <w:b/>
           <w:bCs/>
           <w:sz w:val="22"/>
           <w:szCs w:val="22"/>
         </w:rPr>
-      </w:pPr>
-      <w:r>
+        <w:t>Validation method</w:t>
+      </w:r>
+    </w:p>
+    <w:p>
+      <w:pPr>
+        <w:rPr>
+          <w:sz w:val="22"/>
+          <w:szCs w:val="22"/>
+        </w:rPr>
+      </w:pPr>
+      <w:r>
+        <w:rPr>
+          <w:sz w:val="22"/>
+          <w:szCs w:val="22"/>
+        </w:rPr>
+        <w:t>It is important to c</w:t>
+      </w:r>
+      <w:r>
+        <w:rPr>
+          <w:sz w:val="22"/>
+          <w:szCs w:val="22"/>
+        </w:rPr>
+        <w:t>onsider the validity of my prediction models. There are several methods that are designed to check how well the model has fit to the data</w:t>
+      </w:r>
+      <w:r>
+        <w:rPr>
+          <w:sz w:val="22"/>
+          <w:szCs w:val="22"/>
+        </w:rPr>
+        <w:t xml:space="preserve"> and methods are either considered internal or external validation</w:t>
+      </w:r>
+      <w:r>
+        <w:rPr>
+          <w:sz w:val="22"/>
+          <w:szCs w:val="22"/>
+        </w:rPr>
+        <w:t>.</w:t>
+      </w:r>
+      <w:r>
+        <w:rPr>
+          <w:sz w:val="22"/>
+          <w:szCs w:val="22"/>
+        </w:rPr>
+        <w:t xml:space="preserve"> </w:t>
+      </w:r>
+    </w:p>
+    <w:p>
+      <w:pPr>
+        <w:rPr>
+          <w:sz w:val="22"/>
+          <w:szCs w:val="22"/>
+        </w:rPr>
+      </w:pPr>
+      <w:r>
+        <w:rPr>
+          <w:sz w:val="22"/>
+          <w:szCs w:val="22"/>
+        </w:rPr>
+        <w:t xml:space="preserve">A common </w:t>
+      </w:r>
+      <w:r>
+        <w:rPr>
+          <w:sz w:val="22"/>
+          <w:szCs w:val="22"/>
+        </w:rPr>
+        <w:t>method</w:t>
+      </w:r>
+      <w:r>
+        <w:rPr>
+          <w:sz w:val="22"/>
+          <w:szCs w:val="22"/>
+        </w:rPr>
+        <w:t xml:space="preserve"> of internal validation</w:t>
+      </w:r>
+      <w:r>
+        <w:rPr>
+          <w:sz w:val="22"/>
+          <w:szCs w:val="22"/>
+        </w:rPr>
+        <w:t xml:space="preserve"> is k-fold cross validation. This involves splitting the dataset into k folds, usually k is set to be 5, </w:t>
+      </w:r>
+      <w:r>
+        <w:rPr>
+          <w:sz w:val="22"/>
+          <w:szCs w:val="22"/>
+        </w:rPr>
+        <w:t>one split is used as the test dataset and the others used to train the model.</w:t>
+      </w:r>
+      <w:r>
+        <w:rPr>
+          <w:sz w:val="22"/>
+          <w:szCs w:val="22"/>
+        </w:rPr>
+        <w:t xml:space="preserve"> Once the model is trained it can be evaluated on the test dataset.</w:t>
+      </w:r>
+      <w:r>
+        <w:rPr>
+          <w:sz w:val="22"/>
+          <w:szCs w:val="22"/>
+        </w:rPr>
+        <w:t xml:space="preserve"> This is</w:t>
+      </w:r>
+      <w:r>
+        <w:rPr>
+          <w:sz w:val="22"/>
+          <w:szCs w:val="22"/>
+        </w:rPr>
+        <w:t xml:space="preserve"> then</w:t>
+      </w:r>
+      <w:r>
+        <w:rPr>
+          <w:sz w:val="22"/>
+          <w:szCs w:val="22"/>
+        </w:rPr>
+        <w:t xml:space="preserve"> iterated so that each fold is used as the test dataset, meaning that </w:t>
+      </w:r>
+      <w:r>
+        <w:rPr>
+          <w:sz w:val="22"/>
+          <w:szCs w:val="22"/>
+        </w:rPr>
+        <w:t>all the data is used both to train and test. The average accuracy can then be evaluated from the predictions made from each test fold.</w:t>
+      </w:r>
+      <w:r>
+        <w:rPr>
+          <w:sz w:val="22"/>
+          <w:szCs w:val="22"/>
+        </w:rPr>
+        <w:t xml:space="preserve"> </w:t>
+      </w:r>
+      <w:r>
+        <w:rPr>
+          <w:sz w:val="22"/>
+          <w:szCs w:val="22"/>
+        </w:rPr>
+        <w:t>k-fold cross validation</w:t>
+      </w:r>
+      <w:r>
+        <w:rPr>
+          <w:sz w:val="22"/>
+          <w:szCs w:val="22"/>
+        </w:rPr>
+        <w:t xml:space="preserve"> is an improvement on the</w:t>
+      </w:r>
+      <w:r>
+        <w:rPr>
+          <w:sz w:val="22"/>
+          <w:szCs w:val="22"/>
+        </w:rPr>
+        <w:t xml:space="preserve"> simpler</w:t>
+      </w:r>
+      <w:r>
+        <w:rPr>
+          <w:sz w:val="22"/>
+          <w:szCs w:val="22"/>
+        </w:rPr>
+        <w:t xml:space="preserve"> method of </w:t>
+      </w:r>
+      <w:r>
+        <w:rPr>
+          <w:sz w:val="22"/>
+          <w:szCs w:val="22"/>
+        </w:rPr>
+        <w:t>split-sampling</w:t>
+      </w:r>
+      <w:r>
+        <w:rPr>
+          <w:sz w:val="22"/>
+          <w:szCs w:val="22"/>
+        </w:rPr>
+        <w:t xml:space="preserve">, </w:t>
+      </w:r>
+      <w:r>
+        <w:rPr>
+          <w:sz w:val="22"/>
+          <w:szCs w:val="22"/>
+        </w:rPr>
+        <w:t xml:space="preserve">which is essentially a cruder version of </w:t>
+      </w:r>
+      <w:r>
+        <w:rPr>
+          <w:sz w:val="22"/>
+          <w:szCs w:val="22"/>
+        </w:rPr>
+        <w:t>the method. S</w:t>
+      </w:r>
+      <w:r>
+        <w:rPr>
+          <w:sz w:val="22"/>
+          <w:szCs w:val="22"/>
+        </w:rPr>
+        <w:t xml:space="preserve">plit-sampling </w:t>
+      </w:r>
+      <w:r>
+        <w:rPr>
+          <w:sz w:val="22"/>
+          <w:szCs w:val="22"/>
+        </w:rPr>
+        <w:t>could be thought of as</w:t>
+      </w:r>
+      <w:r>
+        <w:rPr>
+          <w:sz w:val="22"/>
+          <w:szCs w:val="22"/>
+        </w:rPr>
+        <w:t xml:space="preserve"> equivalent to a 1-fold</w:t>
+      </w:r>
+      <w:r>
+        <w:rPr>
+          <w:sz w:val="22"/>
+          <w:szCs w:val="22"/>
+        </w:rPr>
+        <w:t xml:space="preserve"> cross</w:t>
+      </w:r>
+      <w:r>
+        <w:rPr>
+          <w:sz w:val="22"/>
+          <w:szCs w:val="22"/>
+        </w:rPr>
+        <w:t xml:space="preserve"> validation </w:t>
+      </w:r>
+      <w:r>
+        <w:rPr>
+          <w:sz w:val="22"/>
+          <w:szCs w:val="22"/>
+        </w:rPr>
+        <w:t>just without</w:t>
+      </w:r>
+      <w:r>
+        <w:rPr>
+          <w:sz w:val="22"/>
+          <w:szCs w:val="22"/>
+        </w:rPr>
+        <w:t xml:space="preserve"> rotat</w:t>
+      </w:r>
+      <w:r>
+        <w:rPr>
+          <w:sz w:val="22"/>
+          <w:szCs w:val="22"/>
+        </w:rPr>
+        <w:t>ion</w:t>
+      </w:r>
+      <w:r>
+        <w:rPr>
+          <w:sz w:val="22"/>
+          <w:szCs w:val="22"/>
+        </w:rPr>
+        <w:t xml:space="preserve"> on different folds as the</w:t>
+      </w:r>
+      <w:r>
+        <w:rPr>
+          <w:sz w:val="22"/>
+          <w:szCs w:val="22"/>
+        </w:rPr>
+        <w:t xml:space="preserve"> data</w:t>
+      </w:r>
+      <w:r>
+        <w:rPr>
+          <w:sz w:val="22"/>
+          <w:szCs w:val="22"/>
+        </w:rPr>
+        <w:t xml:space="preserve"> is </w:t>
+      </w:r>
+      <w:r>
+        <w:rPr>
+          <w:sz w:val="22"/>
+          <w:szCs w:val="22"/>
+        </w:rPr>
+        <w:t xml:space="preserve">split into </w:t>
+      </w:r>
+      <w:r>
+        <w:rPr>
+          <w:sz w:val="22"/>
+          <w:szCs w:val="22"/>
+        </w:rPr>
+        <w:t>only one training set and one test set.</w:t>
+      </w:r>
+    </w:p>
+    <w:p>
+      <w:pPr>
+        <w:rPr>
+          <w:sz w:val="22"/>
+          <w:szCs w:val="22"/>
+        </w:rPr>
+      </w:pPr>
+      <w:r>
+        <w:rPr>
+          <w:sz w:val="22"/>
+          <w:szCs w:val="22"/>
+        </w:rPr>
+        <w:t>Leave one out cross validation is a special case of the k-fold cross validation method. In this case if there are n records in the dataset then there would be n folds. Effectively in each iteration there is a training dataset of size n-1 and a test set of 1.</w:t>
+      </w:r>
+      <w:r>
+        <w:rPr>
+          <w:sz w:val="22"/>
+          <w:szCs w:val="22"/>
+        </w:rPr>
+        <w:t xml:space="preserve"> How this method is performed and evaluated is identical to the k-fold. The </w:t>
+      </w:r>
+      <w:r>
+        <w:rPr>
+          <w:sz w:val="22"/>
+          <w:szCs w:val="22"/>
+        </w:rPr>
+        <w:t xml:space="preserve">main </w:t>
+      </w:r>
+      <w:r>
+        <w:rPr>
+          <w:sz w:val="22"/>
+          <w:szCs w:val="22"/>
+        </w:rPr>
+        <w:t>advantage</w:t>
+      </w:r>
+      <w:r>
+        <w:rPr>
+          <w:sz w:val="22"/>
+          <w:szCs w:val="22"/>
+        </w:rPr>
+        <w:t xml:space="preserve"> of this method over the k-fold</w:t>
+      </w:r>
+      <w:r>
+        <w:rPr>
+          <w:sz w:val="22"/>
+          <w:szCs w:val="22"/>
+        </w:rPr>
+        <w:t xml:space="preserve"> </w:t>
+      </w:r>
+      <w:r>
+        <w:rPr>
+          <w:sz w:val="22"/>
+          <w:szCs w:val="22"/>
+        </w:rPr>
+        <w:t>is</w:t>
+      </w:r>
+      <w:r>
+        <w:rPr>
+          <w:sz w:val="22"/>
+          <w:szCs w:val="22"/>
+        </w:rPr>
+        <w:t xml:space="preserve"> tha</w:t>
+      </w:r>
+      <w:r>
+        <w:rPr>
+          <w:sz w:val="22"/>
+          <w:szCs w:val="22"/>
+        </w:rPr>
+        <w:t xml:space="preserve">t </w:t>
+      </w:r>
+      <w:r>
+        <w:rPr>
+          <w:sz w:val="22"/>
+          <w:szCs w:val="22"/>
+        </w:rPr>
+        <w:t>since</w:t>
+      </w:r>
+      <w:r>
+        <w:rPr>
+          <w:sz w:val="22"/>
+          <w:szCs w:val="22"/>
+        </w:rPr>
+        <w:t xml:space="preserve"> in each iteration the model is trained on almost the complete dataset, n-1, there is </w:t>
+      </w:r>
+      <w:r>
+        <w:rPr>
+          <w:sz w:val="22"/>
+          <w:szCs w:val="22"/>
+        </w:rPr>
+        <w:t>a very low bias</w:t>
+      </w:r>
+      <w:r>
+        <w:rPr>
+          <w:sz w:val="22"/>
+          <w:szCs w:val="22"/>
+        </w:rPr>
+        <w:t>.</w:t>
+      </w:r>
+      <w:r>
+        <w:rPr>
+          <w:sz w:val="22"/>
+          <w:szCs w:val="22"/>
+        </w:rPr>
+        <w:t xml:space="preserve"> The disadvantages, however, are quite significant </w:t>
+      </w:r>
+      <w:r>
+        <w:rPr>
+          <w:sz w:val="22"/>
+          <w:szCs w:val="22"/>
+        </w:rPr>
+        <w:t xml:space="preserve">and include a high variance, </w:t>
+      </w:r>
+      <w:r>
+        <w:rPr>
+          <w:sz w:val="22"/>
+          <w:szCs w:val="22"/>
+        </w:rPr>
+        <w:lastRenderedPageBreak/>
+        <w:t>high computational cost for larger datasets and an instability due to the high variance.</w:t>
+      </w:r>
+      <w:r>
+        <w:rPr>
+          <w:sz w:val="22"/>
+          <w:szCs w:val="22"/>
+        </w:rPr>
+        <w:t xml:space="preserve"> Quite often the computational cost disadvantage alone is enough to find the leave one out method as unsuitable, datasets of size beyond ~1000 are typically not suited to this method because of this downside.</w:t>
+      </w:r>
+    </w:p>
+    <w:p>
+      <w:pPr>
+        <w:rPr>
+          <w:sz w:val="22"/>
+          <w:szCs w:val="22"/>
+          <w:lang w:val="en-US"/>
+        </w:rPr>
+      </w:pPr>
+      <w:r>
+        <w:rPr>
+          <w:sz w:val="22"/>
+          <w:szCs w:val="22"/>
+          <w:lang w:val="en-US"/>
+        </w:rPr>
+        <w:t>Bootstrap validation is a sophisticated technique that, since about the 1980s/1990s, has become a viable method of model validation for use on larger datasets due to increased computing power.</w:t>
+      </w:r>
+      <w:r>
+        <w:rPr>
+          <w:sz w:val="22"/>
+          <w:szCs w:val="22"/>
+          <w:lang w:val="en-US"/>
+        </w:rPr>
+        <w:t xml:space="preserve"> </w:t>
+      </w:r>
+      <w:r>
+        <w:rPr>
+          <w:sz w:val="22"/>
+          <w:szCs w:val="22"/>
+          <w:lang w:val="en-US"/>
+        </w:rPr>
+        <w:t>The process involves creating M new datasets</w:t>
+      </w:r>
+      <w:r>
+        <w:rPr>
+          <w:sz w:val="22"/>
+          <w:szCs w:val="22"/>
+          <w:lang w:val="en-US"/>
+        </w:rPr>
+        <w:t xml:space="preserve"> of size N</w:t>
+      </w:r>
+      <w:r>
+        <w:rPr>
+          <w:sz w:val="22"/>
+          <w:szCs w:val="22"/>
+          <w:lang w:val="en-US"/>
+        </w:rPr>
+        <w:t xml:space="preserve"> from the original dataset. Each dataset may include multiple of the same records found in the original as the sampling is with replacement.</w:t>
+      </w:r>
+      <w:r>
+        <w:rPr>
+          <w:sz w:val="22"/>
+          <w:szCs w:val="22"/>
+          <w:lang w:val="en-US"/>
+        </w:rPr>
+        <w:t xml:space="preserve"> The metric of interest in the bootstrapping method is the optimism. The optimism metric shows how much a model overestimates its performance when it is trained on its own data. </w:t>
+      </w:r>
+      <w:r>
+        <w:rPr>
+          <w:sz w:val="22"/>
+          <w:szCs w:val="22"/>
+          <w:lang w:val="en-US"/>
+        </w:rPr>
+        <w:t xml:space="preserve">Each model developed from the </w:t>
+      </w:r>
+      <w:r>
+        <w:rPr>
+          <w:sz w:val="22"/>
+          <w:szCs w:val="22"/>
+          <w:lang w:val="en-US"/>
+        </w:rPr>
+        <w:t>bootstrapped</w:t>
+      </w:r>
+      <w:r>
+        <w:rPr>
+          <w:sz w:val="22"/>
+          <w:szCs w:val="22"/>
+          <w:lang w:val="en-US"/>
+        </w:rPr>
+        <w:t xml:space="preserve"> </w:t>
+      </w:r>
+      <w:r>
+        <w:rPr>
+          <w:sz w:val="22"/>
+          <w:szCs w:val="22"/>
+          <w:lang w:val="en-US"/>
+        </w:rPr>
+        <w:t>dataset</w:t>
+      </w:r>
+      <w:r>
+        <w:rPr>
+          <w:sz w:val="22"/>
+          <w:szCs w:val="22"/>
+          <w:lang w:val="en-US"/>
+        </w:rPr>
+        <w:t>s is evaluated to obtain performance</w:t>
+      </w:r>
+      <w:r>
+        <w:rPr>
+          <w:sz w:val="22"/>
+          <w:szCs w:val="22"/>
+          <w:lang w:val="en-US"/>
+        </w:rPr>
+        <w:t xml:space="preserve"> metrics</w:t>
+      </w:r>
+      <w:r>
+        <w:rPr>
+          <w:sz w:val="22"/>
+          <w:szCs w:val="22"/>
+          <w:lang w:val="en-US"/>
+        </w:rPr>
+        <w:t xml:space="preserve"> once</w:t>
+      </w:r>
+      <w:r>
+        <w:rPr>
+          <w:sz w:val="22"/>
+          <w:szCs w:val="22"/>
+          <w:lang w:val="en-US"/>
+        </w:rPr>
+        <w:t xml:space="preserve"> </w:t>
+      </w:r>
+      <w:r>
+        <w:rPr>
+          <w:sz w:val="22"/>
+          <w:szCs w:val="22"/>
+          <w:lang w:val="en-US"/>
+        </w:rPr>
+        <w:t>on the</w:t>
+      </w:r>
+      <w:r>
+        <w:rPr>
+          <w:sz w:val="22"/>
+          <w:szCs w:val="22"/>
+          <w:lang w:val="en-US"/>
+        </w:rPr>
+        <w:t xml:space="preserve"> bootstrapped</w:t>
+      </w:r>
+      <w:r>
+        <w:rPr>
+          <w:sz w:val="22"/>
+          <w:szCs w:val="22"/>
+          <w:lang w:val="en-US"/>
+        </w:rPr>
+        <w:t xml:space="preserve"> training</w:t>
+      </w:r>
+      <w:r>
+        <w:rPr>
+          <w:sz w:val="22"/>
+          <w:szCs w:val="22"/>
+          <w:lang w:val="en-US"/>
+        </w:rPr>
+        <w:t xml:space="preserve"> data and </w:t>
+      </w:r>
+      <w:r>
+        <w:rPr>
+          <w:sz w:val="22"/>
+          <w:szCs w:val="22"/>
+          <w:lang w:val="en-US"/>
+        </w:rPr>
+        <w:t>another</w:t>
+      </w:r>
+      <w:r>
+        <w:rPr>
+          <w:sz w:val="22"/>
+          <w:szCs w:val="22"/>
+          <w:lang w:val="en-US"/>
+        </w:rPr>
+        <w:t xml:space="preserve"> the </w:t>
+      </w:r>
+      <w:r>
+        <w:rPr>
+          <w:sz w:val="22"/>
+          <w:szCs w:val="22"/>
+          <w:lang w:val="en-US"/>
+        </w:rPr>
+        <w:t xml:space="preserve">data from the original dataset unselected by the bootstrap and therefore </w:t>
+      </w:r>
+      <w:r>
+        <w:rPr>
+          <w:sz w:val="22"/>
+          <w:szCs w:val="22"/>
+          <w:lang w:val="en-US"/>
+        </w:rPr>
+        <w:t xml:space="preserve">unseen, also commonly referred to as the out-of-bag data. </w:t>
+      </w:r>
+      <w:r>
+        <w:rPr>
+          <w:sz w:val="22"/>
+          <w:szCs w:val="22"/>
+          <w:lang w:val="en-US"/>
+        </w:rPr>
+        <w:t xml:space="preserve">The optimism of each model can then be derived from these two performance values by subtracting the performance </w:t>
+      </w:r>
+      <w:r>
+        <w:rPr>
+          <w:sz w:val="22"/>
+          <w:szCs w:val="22"/>
+          <w:lang w:val="en-US"/>
+        </w:rPr>
+        <w:t>on</w:t>
+      </w:r>
+      <w:r>
+        <w:rPr>
+          <w:sz w:val="22"/>
+          <w:szCs w:val="22"/>
+          <w:lang w:val="en-US"/>
+        </w:rPr>
+        <w:t xml:space="preserve"> the </w:t>
+      </w:r>
+      <w:r>
+        <w:rPr>
+          <w:sz w:val="22"/>
+          <w:szCs w:val="22"/>
+          <w:lang w:val="en-US"/>
+        </w:rPr>
+        <w:t xml:space="preserve">out-of-bag from the performance on the training. The optimism is averaged over the M bootstrapped datasets to give an average optimism value. </w:t>
+      </w:r>
+      <w:r>
+        <w:rPr>
+          <w:sz w:val="22"/>
+          <w:szCs w:val="22"/>
+          <w:lang w:val="en-US"/>
+        </w:rPr>
+        <w:t xml:space="preserve">This value can be used to adjust the performance metric obtained </w:t>
+      </w:r>
+      <w:r>
+        <w:rPr>
+          <w:sz w:val="22"/>
+          <w:szCs w:val="22"/>
+          <w:lang w:val="en-US"/>
+        </w:rPr>
+        <w:t>from a</w:t>
+      </w:r>
+      <w:r>
+        <w:rPr>
+          <w:sz w:val="22"/>
+          <w:szCs w:val="22"/>
+          <w:lang w:val="en-US"/>
+        </w:rPr>
+        <w:t xml:space="preserve"> model </w:t>
+      </w:r>
+      <w:r>
+        <w:rPr>
+          <w:sz w:val="22"/>
+          <w:szCs w:val="22"/>
+          <w:lang w:val="en-US"/>
+        </w:rPr>
+        <w:t xml:space="preserve">that </w:t>
+      </w:r>
+      <w:r>
+        <w:rPr>
+          <w:sz w:val="22"/>
+          <w:szCs w:val="22"/>
+          <w:lang w:val="en-US"/>
+        </w:rPr>
+        <w:t>is trained and evaluated on the original dataset.</w:t>
+      </w:r>
+      <w:r>
+        <w:rPr>
+          <w:sz w:val="22"/>
+          <w:szCs w:val="22"/>
+          <w:lang w:val="en-US"/>
+        </w:rPr>
+        <w:t xml:space="preserve"> This new performance metric is therefore somewhat corrected for bias.</w:t>
+      </w:r>
+      <w:r>
+        <w:rPr>
+          <w:sz w:val="22"/>
+          <w:szCs w:val="22"/>
+          <w:lang w:val="en-US"/>
+        </w:rPr>
+        <w:t xml:space="preserve"> Similar to leave one out cross validation bootstrapping in comparison to k-fold cross validation is better when the dataset is smaller </w:t>
+      </w:r>
+      <w:r>
+        <w:rPr>
+          <w:sz w:val="22"/>
+          <w:szCs w:val="22"/>
+          <w:lang w:val="en-US"/>
+        </w:rPr>
+        <w:t>due to the increased computational complexity and decreased effectiveness in larger datasets.</w:t>
+      </w:r>
+    </w:p>
+    <w:p>
+      <w:pPr>
+        <w:rPr>
+          <w:sz w:val="22"/>
+          <w:szCs w:val="22"/>
+        </w:rPr>
+      </w:pPr>
+      <w:r>
+        <w:rPr>
+          <w:sz w:val="22"/>
+          <w:szCs w:val="22"/>
+        </w:rPr>
+        <w:t>The best way to validate a machine learning prediction model is to validate externally.</w:t>
+      </w:r>
+      <w:r>
+        <w:rPr>
+          <w:sz w:val="22"/>
+          <w:szCs w:val="22"/>
+        </w:rPr>
+        <w:t xml:space="preserve"> A model validated only on the data included in the original dataset </w:t>
+      </w:r>
+      <w:r>
+        <w:rPr>
+          <w:sz w:val="22"/>
+          <w:szCs w:val="22"/>
+        </w:rPr>
+        <w:t xml:space="preserve">still carries a lot of optimism and may fit poorly. Evaluation on relevant data obtained in new settings gives a better estimate of how </w:t>
+      </w:r>
+      <w:r>
+        <w:rPr>
+          <w:sz w:val="22"/>
+          <w:szCs w:val="22"/>
+        </w:rPr>
+        <w:t>generalisable the model is to a diverse range of populations.</w:t>
+      </w:r>
+      <w:r>
+        <w:rPr>
+          <w:sz w:val="22"/>
+          <w:szCs w:val="22"/>
+          <w:lang w:val="en-US"/>
+        </w:rPr>
+        <w:t xml:space="preserve"> </w:t>
+      </w:r>
+      <w:r>
+        <w:rPr>
+          <w:sz w:val="22"/>
+          <w:szCs w:val="22"/>
+        </w:rPr>
+        <w:t>The more external validations performed with a more varied array of data provide a greater picture of the generalisability. This is important because if the model is applied to populations with demographics dissimilar to those represented in the training or testing data, the likelihood of inaccurate predictions increases, potentially leading to inefficiencies that reduce the model's usefulness.</w:t>
+      </w:r>
+    </w:p>
+    <w:p>
+      <w:pPr>
         <w:rPr>
           <w:b/>
           <w:bCs/>
           <w:sz w:val="22"/>
           <w:szCs w:val="22"/>
         </w:rPr>
-        <w:t>Validation method</w:t>
-      </w:r>
-    </w:p>
-    <w:p>
-      <w:pPr>
-        <w:rPr>
-          <w:sz w:val="22"/>
-          <w:szCs w:val="22"/>
-        </w:rPr>
-      </w:pPr>
-      <w:r>
-        <w:rPr>
-          <w:sz w:val="22"/>
-          <w:szCs w:val="22"/>
-        </w:rPr>
-        <w:t>It is important to c</w:t>
-      </w:r>
-      <w:r>
-        <w:rPr>
-          <w:sz w:val="22"/>
-          <w:szCs w:val="22"/>
-        </w:rPr>
-        <w:t>onsider the validity of prediction models. There are several methods that are designed to check how well the model has fit to the data</w:t>
-      </w:r>
-      <w:r>
-        <w:rPr>
-          <w:sz w:val="22"/>
-          <w:szCs w:val="22"/>
-        </w:rPr>
-        <w:t xml:space="preserve"> and methods are either considered internal or external validation</w:t>
-      </w:r>
-      <w:r>
-        <w:rPr>
-          <w:sz w:val="22"/>
-          <w:szCs w:val="22"/>
-        </w:rPr>
-        <w:t>.</w:t>
-      </w:r>
-      <w:r>
-        <w:rPr>
-          <w:sz w:val="22"/>
-          <w:szCs w:val="22"/>
-        </w:rPr>
-        <w:t xml:space="preserve"> </w:t>
-      </w:r>
-    </w:p>
-    <w:p>
-      <w:pPr>
-        <w:rPr>
-          <w:sz w:val="22"/>
-          <w:szCs w:val="22"/>
-        </w:rPr>
-      </w:pPr>
-      <w:r>
-        <w:rPr>
-          <w:sz w:val="22"/>
-          <w:szCs w:val="22"/>
-        </w:rPr>
-        <w:t xml:space="preserve">A common </w:t>
-      </w:r>
-      <w:r>
-        <w:rPr>
-          <w:sz w:val="22"/>
-          <w:szCs w:val="22"/>
-        </w:rPr>
-        <w:t>method</w:t>
-      </w:r>
-      <w:r>
-        <w:rPr>
-          <w:sz w:val="22"/>
-          <w:szCs w:val="22"/>
-        </w:rPr>
-        <w:t xml:space="preserve"> of internal validation</w:t>
-      </w:r>
-      <w:r>
-        <w:rPr>
-          <w:sz w:val="22"/>
-          <w:szCs w:val="22"/>
-        </w:rPr>
-        <w:t xml:space="preserve"> is k-fold cross validation. This involves splitting the dataset into k folds, usually k is set to be 5, </w:t>
-      </w:r>
-      <w:r>
-        <w:rPr>
-          <w:sz w:val="22"/>
-          <w:szCs w:val="22"/>
-        </w:rPr>
-        <w:t>one split is used as the test dataset and the others used to train the model.</w:t>
-      </w:r>
-      <w:r>
-        <w:rPr>
-          <w:sz w:val="22"/>
-          <w:szCs w:val="22"/>
-        </w:rPr>
-        <w:t xml:space="preserve"> Once the model is trained it can be evaluated on the test dataset.</w:t>
-      </w:r>
-      <w:r>
-        <w:rPr>
-          <w:sz w:val="22"/>
-          <w:szCs w:val="22"/>
-        </w:rPr>
-        <w:t xml:space="preserve"> This is</w:t>
-      </w:r>
-      <w:r>
-        <w:rPr>
-          <w:sz w:val="22"/>
-          <w:szCs w:val="22"/>
-        </w:rPr>
-        <w:t xml:space="preserve"> then</w:t>
-      </w:r>
-      <w:r>
-        <w:rPr>
-          <w:sz w:val="22"/>
-          <w:szCs w:val="22"/>
-        </w:rPr>
-        <w:t xml:space="preserve"> iterated so that each fold is used as the test dataset, meaning that </w:t>
-      </w:r>
-      <w:r>
-        <w:rPr>
-          <w:sz w:val="22"/>
-          <w:szCs w:val="22"/>
-        </w:rPr>
-        <w:t>all the data is used both to train and test. The average accuracy can then be evaluated from the predictions made from each test fold.</w:t>
-      </w:r>
-      <w:r>
-        <w:rPr>
-          <w:sz w:val="22"/>
-          <w:szCs w:val="22"/>
-        </w:rPr>
-        <w:t xml:space="preserve"> </w:t>
-      </w:r>
-      <w:r>
-        <w:rPr>
-          <w:sz w:val="22"/>
-          <w:szCs w:val="22"/>
-        </w:rPr>
-        <w:t>k-fold cross validation</w:t>
-      </w:r>
-      <w:r>
-        <w:rPr>
-          <w:sz w:val="22"/>
-          <w:szCs w:val="22"/>
-        </w:rPr>
-        <w:t xml:space="preserve"> is an improvement on the</w:t>
-      </w:r>
-      <w:r>
-        <w:rPr>
-          <w:sz w:val="22"/>
-          <w:szCs w:val="22"/>
-        </w:rPr>
-        <w:t xml:space="preserve"> simpler</w:t>
-      </w:r>
-      <w:r>
-        <w:rPr>
-          <w:sz w:val="22"/>
-          <w:szCs w:val="22"/>
-        </w:rPr>
-        <w:t xml:space="preserve"> method of </w:t>
-      </w:r>
-      <w:r>
-        <w:rPr>
-          <w:sz w:val="22"/>
-          <w:szCs w:val="22"/>
-        </w:rPr>
-        <w:t>split-sampling</w:t>
-      </w:r>
-      <w:r>
-        <w:rPr>
-          <w:sz w:val="22"/>
-          <w:szCs w:val="22"/>
-        </w:rPr>
-        <w:t xml:space="preserve">, </w:t>
-      </w:r>
-      <w:r>
-        <w:rPr>
-          <w:sz w:val="22"/>
-          <w:szCs w:val="22"/>
-        </w:rPr>
-        <w:t xml:space="preserve">which is essentially a cruder version of </w:t>
-      </w:r>
-      <w:r>
-        <w:rPr>
-          <w:sz w:val="22"/>
-          <w:szCs w:val="22"/>
-        </w:rPr>
-        <w:t>the method. S</w:t>
-      </w:r>
-      <w:r>
-        <w:rPr>
-          <w:sz w:val="22"/>
-          <w:szCs w:val="22"/>
-        </w:rPr>
-        <w:t xml:space="preserve">plit-sampling </w:t>
-      </w:r>
-      <w:r>
-        <w:rPr>
-          <w:sz w:val="22"/>
-          <w:szCs w:val="22"/>
-        </w:rPr>
-        <w:t>could be thought of as</w:t>
-      </w:r>
-      <w:r>
-        <w:rPr>
-          <w:sz w:val="22"/>
-          <w:szCs w:val="22"/>
-        </w:rPr>
-        <w:t xml:space="preserve"> equivalent to a 1-fold</w:t>
-      </w:r>
-      <w:r>
-        <w:rPr>
-          <w:sz w:val="22"/>
-          <w:szCs w:val="22"/>
-        </w:rPr>
-        <w:t xml:space="preserve"> cross</w:t>
-      </w:r>
-      <w:r>
-        <w:rPr>
-          <w:sz w:val="22"/>
-          <w:szCs w:val="22"/>
-        </w:rPr>
-        <w:t xml:space="preserve"> validation </w:t>
-      </w:r>
-      <w:r>
-        <w:rPr>
-          <w:sz w:val="22"/>
-          <w:szCs w:val="22"/>
-        </w:rPr>
-        <w:t>just without</w:t>
-      </w:r>
-      <w:r>
-        <w:rPr>
-          <w:sz w:val="22"/>
-          <w:szCs w:val="22"/>
-        </w:rPr>
-        <w:t xml:space="preserve"> rotat</w:t>
-      </w:r>
-      <w:r>
-        <w:rPr>
-          <w:sz w:val="22"/>
-          <w:szCs w:val="22"/>
-        </w:rPr>
-        <w:t>ion</w:t>
-      </w:r>
-      <w:r>
-        <w:rPr>
-          <w:sz w:val="22"/>
-          <w:szCs w:val="22"/>
-        </w:rPr>
-        <w:t xml:space="preserve"> on different folds as the</w:t>
-      </w:r>
-      <w:r>
-        <w:rPr>
-          <w:sz w:val="22"/>
-          <w:szCs w:val="22"/>
-        </w:rPr>
-        <w:t xml:space="preserve"> data</w:t>
-      </w:r>
-      <w:r>
-        <w:rPr>
-          <w:sz w:val="22"/>
-          <w:szCs w:val="22"/>
-        </w:rPr>
-        <w:t xml:space="preserve"> is </w:t>
-      </w:r>
-      <w:r>
-        <w:rPr>
-          <w:sz w:val="22"/>
-          <w:szCs w:val="22"/>
-        </w:rPr>
-        <w:t xml:space="preserve">split into </w:t>
-      </w:r>
-      <w:r>
-        <w:rPr>
-          <w:sz w:val="22"/>
-          <w:szCs w:val="22"/>
-        </w:rPr>
-        <w:t>only one training set and one test set.</w:t>
-      </w:r>
-    </w:p>
-    <w:p>
-      <w:pPr>
-        <w:rPr>
-          <w:sz w:val="22"/>
-          <w:szCs w:val="22"/>
-        </w:rPr>
-      </w:pPr>
-      <w:r>
-        <w:rPr>
-          <w:sz w:val="22"/>
-          <w:szCs w:val="22"/>
-        </w:rPr>
-        <w:t>Leave one out cross validation is a special case of the k-fold cross validation method. In this case if there are n records in the dataset then there would be n folds. Effectively in each iteration there is a training dataset of size n-1 and a test set of 1.</w:t>
-      </w:r>
-      <w:r>
-        <w:rPr>
-          <w:sz w:val="22"/>
-          <w:szCs w:val="22"/>
-        </w:rPr>
-        <w:t xml:space="preserve"> How this method is performed and evaluated is identical to the k-fold. The </w:t>
-      </w:r>
-      <w:r>
-        <w:rPr>
-          <w:sz w:val="22"/>
-          <w:szCs w:val="22"/>
-        </w:rPr>
-        <w:t xml:space="preserve">main </w:t>
-      </w:r>
-      <w:r>
-        <w:rPr>
-          <w:sz w:val="22"/>
-          <w:szCs w:val="22"/>
-        </w:rPr>
-        <w:t>advantage</w:t>
-      </w:r>
-      <w:r>
-        <w:rPr>
-          <w:sz w:val="22"/>
-          <w:szCs w:val="22"/>
-        </w:rPr>
-        <w:t xml:space="preserve"> of this method over the k-fold</w:t>
-      </w:r>
-      <w:r>
-        <w:rPr>
-          <w:sz w:val="22"/>
-          <w:szCs w:val="22"/>
-        </w:rPr>
-        <w:t xml:space="preserve"> </w:t>
-      </w:r>
-      <w:r>
-        <w:rPr>
-          <w:sz w:val="22"/>
-          <w:szCs w:val="22"/>
-        </w:rPr>
-        <w:t>is</w:t>
-      </w:r>
-      <w:r>
-        <w:rPr>
-          <w:sz w:val="22"/>
-          <w:szCs w:val="22"/>
-        </w:rPr>
-        <w:t xml:space="preserve"> </w:t>
-      </w:r>
-      <w:r>
-        <w:rPr>
-          <w:sz w:val="22"/>
-          <w:szCs w:val="22"/>
-        </w:rPr>
-        <w:lastRenderedPageBreak/>
-        <w:t>tha</w:t>
-      </w:r>
-      <w:r>
-        <w:rPr>
-          <w:sz w:val="22"/>
-          <w:szCs w:val="22"/>
-        </w:rPr>
-        <w:t xml:space="preserve">t </w:t>
-      </w:r>
-      <w:r>
-        <w:rPr>
-          <w:sz w:val="22"/>
-          <w:szCs w:val="22"/>
-        </w:rPr>
-        <w:t>since</w:t>
-      </w:r>
-      <w:r>
-        <w:rPr>
-          <w:sz w:val="22"/>
-          <w:szCs w:val="22"/>
-        </w:rPr>
-        <w:t xml:space="preserve"> in each iteration the model is trained on almost the complete dataset, n-1, there is </w:t>
-      </w:r>
-      <w:r>
-        <w:rPr>
-          <w:sz w:val="22"/>
-          <w:szCs w:val="22"/>
-        </w:rPr>
-        <w:t>a very low bias</w:t>
-      </w:r>
-      <w:r>
-        <w:rPr>
-          <w:sz w:val="22"/>
-          <w:szCs w:val="22"/>
-        </w:rPr>
-        <w:t>.</w:t>
-      </w:r>
-      <w:r>
-        <w:rPr>
-          <w:sz w:val="22"/>
-          <w:szCs w:val="22"/>
-        </w:rPr>
-        <w:t xml:space="preserve"> The disadvantages, however, are quite significant </w:t>
-      </w:r>
-      <w:r>
-        <w:rPr>
-          <w:sz w:val="22"/>
-          <w:szCs w:val="22"/>
-        </w:rPr>
-        <w:t>and include a high variance, high computational cost for larger datasets and an instability due to the high variance.</w:t>
-      </w:r>
-      <w:r>
-        <w:rPr>
-          <w:sz w:val="22"/>
-          <w:szCs w:val="22"/>
-        </w:rPr>
-        <w:t xml:space="preserve"> Quite often the computational cost disadvantage alone is enough to find the leave one out method as unsuitable, datasets of size beyond ~1000 are typically not suited to this method because of this downside.</w:t>
-      </w:r>
-    </w:p>
-    <w:p>
-      <w:pPr>
-        <w:rPr>
-          <w:sz w:val="22"/>
-          <w:szCs w:val="22"/>
-          <w:lang w:val="en-US"/>
-        </w:rPr>
-      </w:pPr>
-      <w:r>
-        <w:rPr>
-          <w:sz w:val="22"/>
-          <w:szCs w:val="22"/>
-          <w:lang w:val="en-US"/>
-        </w:rPr>
-        <w:t>Bootstrap validation is a sophisticated technique that, since about the 1980s/1990s, has become a viable method of model validation for use on larger datasets due to increased computing power.</w:t>
-      </w:r>
-      <w:r>
-        <w:rPr>
-          <w:sz w:val="22"/>
-          <w:szCs w:val="22"/>
-          <w:lang w:val="en-US"/>
-        </w:rPr>
-        <w:t xml:space="preserve"> </w:t>
-      </w:r>
-      <w:r>
-        <w:rPr>
-          <w:sz w:val="22"/>
-          <w:szCs w:val="22"/>
-          <w:lang w:val="en-US"/>
-        </w:rPr>
-        <w:t>The process involves creating M new datasets</w:t>
-      </w:r>
-      <w:r>
-        <w:rPr>
-          <w:sz w:val="22"/>
-          <w:szCs w:val="22"/>
-          <w:lang w:val="en-US"/>
-        </w:rPr>
-        <w:t xml:space="preserve"> of size N</w:t>
-      </w:r>
-      <w:r>
-        <w:rPr>
-          <w:sz w:val="22"/>
-          <w:szCs w:val="22"/>
-          <w:lang w:val="en-US"/>
-        </w:rPr>
-        <w:t xml:space="preserve"> from the original dataset. Each dataset may include multiple of the same records found in the original as the sampling is with replacement.</w:t>
-      </w:r>
-      <w:r>
-        <w:rPr>
-          <w:sz w:val="22"/>
-          <w:szCs w:val="22"/>
-          <w:lang w:val="en-US"/>
-        </w:rPr>
-        <w:t xml:space="preserve"> The metric of interest in the bootstrapping method is the optimism. The optimism metric shows how much a model overestimates its performance when it is trained on its own data. </w:t>
-      </w:r>
-      <w:r>
-        <w:rPr>
-          <w:sz w:val="22"/>
-          <w:szCs w:val="22"/>
-          <w:lang w:val="en-US"/>
-        </w:rPr>
-        <w:t xml:space="preserve">Each model developed from the </w:t>
-      </w:r>
-      <w:r>
-        <w:rPr>
-          <w:sz w:val="22"/>
-          <w:szCs w:val="22"/>
-          <w:lang w:val="en-US"/>
-        </w:rPr>
-        <w:t>bootstrapped</w:t>
-      </w:r>
-      <w:r>
-        <w:rPr>
-          <w:sz w:val="22"/>
-          <w:szCs w:val="22"/>
-          <w:lang w:val="en-US"/>
-        </w:rPr>
-        <w:t xml:space="preserve"> </w:t>
-      </w:r>
-      <w:r>
-        <w:rPr>
-          <w:sz w:val="22"/>
-          <w:szCs w:val="22"/>
-          <w:lang w:val="en-US"/>
-        </w:rPr>
-        <w:t>dataset</w:t>
-      </w:r>
-      <w:r>
-        <w:rPr>
-          <w:sz w:val="22"/>
-          <w:szCs w:val="22"/>
-          <w:lang w:val="en-US"/>
-        </w:rPr>
-        <w:t>s is evaluated to obtain performance</w:t>
-      </w:r>
-      <w:r>
-        <w:rPr>
-          <w:sz w:val="22"/>
-          <w:szCs w:val="22"/>
-          <w:lang w:val="en-US"/>
-        </w:rPr>
-        <w:t xml:space="preserve"> metrics</w:t>
-      </w:r>
-      <w:r>
-        <w:rPr>
-          <w:sz w:val="22"/>
-          <w:szCs w:val="22"/>
-          <w:lang w:val="en-US"/>
-        </w:rPr>
-        <w:t xml:space="preserve"> once</w:t>
-      </w:r>
-      <w:r>
-        <w:rPr>
-          <w:sz w:val="22"/>
-          <w:szCs w:val="22"/>
-          <w:lang w:val="en-US"/>
-        </w:rPr>
-        <w:t xml:space="preserve"> </w:t>
-      </w:r>
-      <w:r>
-        <w:rPr>
-          <w:sz w:val="22"/>
-          <w:szCs w:val="22"/>
-          <w:lang w:val="en-US"/>
-        </w:rPr>
-        <w:t>on the</w:t>
-      </w:r>
-      <w:r>
-        <w:rPr>
-          <w:sz w:val="22"/>
-          <w:szCs w:val="22"/>
-          <w:lang w:val="en-US"/>
-        </w:rPr>
-        <w:t xml:space="preserve"> bootstrapped</w:t>
-      </w:r>
-      <w:r>
-        <w:rPr>
-          <w:sz w:val="22"/>
-          <w:szCs w:val="22"/>
-          <w:lang w:val="en-US"/>
-        </w:rPr>
-        <w:t xml:space="preserve"> training</w:t>
-      </w:r>
-      <w:r>
-        <w:rPr>
-          <w:sz w:val="22"/>
-          <w:szCs w:val="22"/>
-          <w:lang w:val="en-US"/>
-        </w:rPr>
-        <w:t xml:space="preserve"> data and </w:t>
-      </w:r>
-      <w:r>
-        <w:rPr>
-          <w:sz w:val="22"/>
-          <w:szCs w:val="22"/>
-          <w:lang w:val="en-US"/>
-        </w:rPr>
-        <w:t>another</w:t>
-      </w:r>
-      <w:r>
-        <w:rPr>
-          <w:sz w:val="22"/>
-          <w:szCs w:val="22"/>
-          <w:lang w:val="en-US"/>
-        </w:rPr>
-        <w:t xml:space="preserve"> the </w:t>
-      </w:r>
-      <w:r>
-        <w:rPr>
-          <w:sz w:val="22"/>
-          <w:szCs w:val="22"/>
-          <w:lang w:val="en-US"/>
-        </w:rPr>
-        <w:t xml:space="preserve">data from the original dataset unselected by the bootstrap and therefore </w:t>
-      </w:r>
-      <w:r>
-        <w:rPr>
-          <w:sz w:val="22"/>
-          <w:szCs w:val="22"/>
-          <w:lang w:val="en-US"/>
-        </w:rPr>
-        <w:t xml:space="preserve">unseen, also commonly referred to as the out-of-bag data. </w:t>
-      </w:r>
-      <w:r>
-        <w:rPr>
-          <w:sz w:val="22"/>
-          <w:szCs w:val="22"/>
-          <w:lang w:val="en-US"/>
-        </w:rPr>
-        <w:t xml:space="preserve">The optimism of each model can then be derived from these two performance values by subtracting the performance </w:t>
-      </w:r>
-      <w:r>
-        <w:rPr>
-          <w:sz w:val="22"/>
-          <w:szCs w:val="22"/>
-          <w:lang w:val="en-US"/>
-        </w:rPr>
-        <w:t>on</w:t>
-      </w:r>
-      <w:r>
-        <w:rPr>
-          <w:sz w:val="22"/>
-          <w:szCs w:val="22"/>
-          <w:lang w:val="en-US"/>
-        </w:rPr>
-        <w:t xml:space="preserve"> the </w:t>
-      </w:r>
-      <w:r>
-        <w:rPr>
-          <w:sz w:val="22"/>
-          <w:szCs w:val="22"/>
-          <w:lang w:val="en-US"/>
-        </w:rPr>
-        <w:t xml:space="preserve">out-of-bag from the performance on the training. The optimism is averaged over the M bootstrapped datasets to give an average optimism value. </w:t>
-      </w:r>
-      <w:r>
-        <w:rPr>
-          <w:sz w:val="22"/>
-          <w:szCs w:val="22"/>
-          <w:lang w:val="en-US"/>
-        </w:rPr>
-        <w:t xml:space="preserve">This value can be used to adjust the performance metric obtained </w:t>
-      </w:r>
-      <w:r>
-        <w:rPr>
-          <w:sz w:val="22"/>
-          <w:szCs w:val="22"/>
-          <w:lang w:val="en-US"/>
-        </w:rPr>
-        <w:t>from a</w:t>
-      </w:r>
-      <w:r>
-        <w:rPr>
-          <w:sz w:val="22"/>
-          <w:szCs w:val="22"/>
-          <w:lang w:val="en-US"/>
-        </w:rPr>
-        <w:t xml:space="preserve"> model </w:t>
-      </w:r>
-      <w:r>
-        <w:rPr>
-          <w:sz w:val="22"/>
-          <w:szCs w:val="22"/>
-          <w:lang w:val="en-US"/>
-        </w:rPr>
-        <w:t xml:space="preserve">that </w:t>
-      </w:r>
-      <w:r>
-        <w:rPr>
-          <w:sz w:val="22"/>
-          <w:szCs w:val="22"/>
-          <w:lang w:val="en-US"/>
-        </w:rPr>
-        <w:t>is trained and evaluated on the original dataset.</w:t>
-      </w:r>
-      <w:r>
-        <w:rPr>
-          <w:sz w:val="22"/>
-          <w:szCs w:val="22"/>
-          <w:lang w:val="en-US"/>
-        </w:rPr>
-        <w:t xml:space="preserve"> This new performance metric is therefore somewhat corrected for bias.</w:t>
-      </w:r>
-      <w:r>
-        <w:rPr>
-          <w:sz w:val="22"/>
-          <w:szCs w:val="22"/>
-          <w:lang w:val="en-US"/>
-        </w:rPr>
-        <w:t xml:space="preserve"> Similar to leave one out cross validation bootstrapping in comparison to k-fold cross validation is better when the dataset is smaller </w:t>
-      </w:r>
-      <w:r>
-        <w:rPr>
-          <w:sz w:val="22"/>
-          <w:szCs w:val="22"/>
-          <w:lang w:val="en-US"/>
-        </w:rPr>
-        <w:t>due to the increased computational complexity and decreased effectiveness in larger datasets.</w:t>
-      </w:r>
-    </w:p>
-    <w:p>
-      <w:pPr>
-        <w:rPr>
-          <w:sz w:val="22"/>
-          <w:szCs w:val="22"/>
-        </w:rPr>
-      </w:pPr>
-      <w:r>
-        <w:rPr>
-          <w:sz w:val="22"/>
-          <w:szCs w:val="22"/>
-        </w:rPr>
-        <w:t>The best way to validate a machine learning prediction model is to validate externally.</w:t>
-      </w:r>
-      <w:r>
-        <w:rPr>
-          <w:sz w:val="22"/>
-          <w:szCs w:val="22"/>
-        </w:rPr>
-        <w:t xml:space="preserve"> A model validated only on the data included in the original dataset </w:t>
-      </w:r>
-      <w:r>
-        <w:rPr>
-          <w:sz w:val="22"/>
-          <w:szCs w:val="22"/>
-        </w:rPr>
-        <w:t xml:space="preserve">still carries a lot of optimism and may fit poorly. Evaluation on relevant data obtained in new settings gives a better estimate of how </w:t>
-      </w:r>
-      <w:r>
-        <w:rPr>
-          <w:sz w:val="22"/>
-          <w:szCs w:val="22"/>
-        </w:rPr>
-        <w:t>generalisable the model is to a diverse range of populations.</w:t>
-      </w:r>
-      <w:r>
-        <w:rPr>
-          <w:sz w:val="22"/>
-          <w:szCs w:val="22"/>
-          <w:lang w:val="en-US"/>
-        </w:rPr>
-        <w:t xml:space="preserve"> </w:t>
-      </w:r>
-      <w:r>
-        <w:rPr>
-          <w:sz w:val="22"/>
-          <w:szCs w:val="22"/>
-        </w:rPr>
-        <w:t>The more external validations performed with a more varied array of data provide a greater picture of the generalisability. This is important because if the model is applied to populations with demographics dissimilar to those represented in the training or testing data, the likelihood of inaccurate predictions increases, potentially leading to inefficiencies that reduce the model's usefulness.</w:t>
-      </w:r>
-    </w:p>
-    <w:p>
-      <w:pPr>
+      </w:pPr>
+      <w:r>
         <w:rPr>
           <w:b/>
           <w:bCs/>
           <w:sz w:val="22"/>
           <w:szCs w:val="22"/>
         </w:rPr>
-      </w:pPr>
-      <w:r>
+        <w:t>Performance measures</w:t>
+      </w:r>
+    </w:p>
+    <w:p>
+      <w:pPr>
         <w:rPr>
           <w:b/>
           <w:bCs/>
           <w:sz w:val="22"/>
           <w:szCs w:val="22"/>
-        </w:rPr>
-        <w:t>Performance measures</w:t>
-      </w:r>
-    </w:p>
-    <w:p>
-      <w:pPr>
-        <w:pStyle w:val="ListParagraph"/>
-        <w:numPr>
-          <w:ilvl w:val="0"/>
-          <w:numId w:val="7"/>
-        </w:numPr>
-        <w:rPr>
-          <w:sz w:val="22"/>
-          <w:szCs w:val="22"/>
-        </w:rPr>
-      </w:pPr>
-      <w:r>
-        <w:rPr>
-          <w:sz w:val="22"/>
-          <w:szCs w:val="22"/>
-        </w:rPr>
-        <w:t>MSE</w:t>
-      </w:r>
-      <w:r>
-        <w:rPr>
-          <w:sz w:val="22"/>
-          <w:szCs w:val="22"/>
-        </w:rPr>
-        <w:t xml:space="preserve"> (Mean squared error)</w:t>
-      </w:r>
-      <w:r>
-        <w:rPr>
-          <w:sz w:val="22"/>
-          <w:szCs w:val="22"/>
-        </w:rPr>
-        <w:t xml:space="preserve"> – squared difference between the predicted values and the </w:t>
-      </w:r>
-      <w:r>
-        <w:rPr>
-          <w:sz w:val="22"/>
-          <w:szCs w:val="22"/>
-        </w:rPr>
-        <w:t>actual</w:t>
-      </w:r>
-      <w:r>
-        <w:rPr>
-          <w:sz w:val="22"/>
-          <w:szCs w:val="22"/>
-        </w:rPr>
-        <w:t xml:space="preserve"> values</w:t>
-      </w:r>
-      <w:r>
-        <w:rPr>
-          <w:sz w:val="22"/>
-          <w:szCs w:val="22"/>
-        </w:rPr>
-        <w:t xml:space="preserve">. Says how close to the line of best fit. The closer the MSE is to 0 is the more accurate the prediction. </w:t>
-      </w:r>
-    </w:p>
-    <w:p>
-      <w:pPr>
-        <w:pStyle w:val="ListParagraph"/>
-        <w:numPr>
-          <w:ilvl w:val="0"/>
-          <w:numId w:val="7"/>
-        </w:numPr>
-        <w:rPr>
-          <w:sz w:val="22"/>
-          <w:szCs w:val="22"/>
-        </w:rPr>
-      </w:pPr>
-      <w:r>
-        <w:rPr>
-          <w:sz w:val="22"/>
-          <w:szCs w:val="22"/>
-        </w:rPr>
-        <w:t>MAE</w:t>
-      </w:r>
-      <w:r>
-        <w:rPr>
-          <w:sz w:val="22"/>
-          <w:szCs w:val="22"/>
-        </w:rPr>
-        <w:t xml:space="preserve"> (Mean absolute error) </w:t>
-      </w:r>
-      <w:r>
-        <w:rPr>
-          <w:sz w:val="22"/>
-          <w:szCs w:val="22"/>
-        </w:rPr>
-        <w:t>–</w:t>
-      </w:r>
-      <w:r>
-        <w:rPr>
-          <w:sz w:val="22"/>
-          <w:szCs w:val="22"/>
-        </w:rPr>
-        <w:t xml:space="preserve"> </w:t>
-      </w:r>
-      <w:r>
-        <w:rPr>
-          <w:sz w:val="22"/>
-          <w:szCs w:val="22"/>
-        </w:rPr>
-        <w:t>This is the same as the mean squared error but with absolute differences instead of squared differences</w:t>
-      </w:r>
-    </w:p>
-    <w:p>
-      <w:pPr>
-        <w:pStyle w:val="ListParagraph"/>
-        <w:numPr>
-          <w:ilvl w:val="0"/>
-          <w:numId w:val="7"/>
-        </w:numPr>
-        <w:rPr>
-          <w:sz w:val="22"/>
-          <w:szCs w:val="22"/>
-        </w:rPr>
-      </w:pPr>
-      <w:r>
-        <w:rPr>
-          <w:sz w:val="22"/>
-          <w:szCs w:val="22"/>
-        </w:rPr>
-        <w:t>RMSE</w:t>
-      </w:r>
-      <w:r>
-        <w:rPr>
-          <w:sz w:val="22"/>
-          <w:szCs w:val="22"/>
-        </w:rPr>
-        <w:t xml:space="preserve"> (Root Mean Square error) </w:t>
-      </w:r>
-      <w:r>
-        <w:rPr>
-          <w:sz w:val="22"/>
-          <w:szCs w:val="22"/>
-        </w:rPr>
-        <w:t>–</w:t>
-      </w:r>
-      <w:r>
-        <w:rPr>
-          <w:sz w:val="22"/>
-          <w:szCs w:val="22"/>
-        </w:rPr>
-        <w:t xml:space="preserve"> </w:t>
-      </w:r>
-      <w:r>
-        <w:rPr>
-          <w:sz w:val="22"/>
-          <w:szCs w:val="22"/>
-        </w:rPr>
-        <w:t>the square root of MSE. The standard deviation of the errors.</w:t>
-      </w:r>
-    </w:p>
-    <w:p>
-      <w:pPr>
-        <w:pStyle w:val="ListParagraph"/>
-        <w:numPr>
-          <w:ilvl w:val="0"/>
-          <w:numId w:val="7"/>
-        </w:numPr>
-        <w:rPr>
-          <w:sz w:val="22"/>
-          <w:szCs w:val="22"/>
-        </w:rPr>
-      </w:pPr>
-      <w:r>
-        <w:rPr>
-          <w:sz w:val="22"/>
-          <w:szCs w:val="22"/>
-        </w:rPr>
-        <w:t>R squared</w:t>
-      </w:r>
-      <w:r>
-        <w:rPr>
-          <w:sz w:val="22"/>
-          <w:szCs w:val="22"/>
-        </w:rPr>
-        <w:t xml:space="preserve"> </w:t>
-      </w:r>
-      <w:r>
-        <w:rPr>
-          <w:sz w:val="22"/>
-          <w:szCs w:val="22"/>
-        </w:rPr>
-        <w:t>–</w:t>
-      </w:r>
-      <w:r>
-        <w:rPr>
-          <w:sz w:val="22"/>
-          <w:szCs w:val="22"/>
-        </w:rPr>
-        <w:t xml:space="preserve"> </w:t>
-      </w:r>
-      <w:r>
-        <w:rPr>
-          <w:sz w:val="22"/>
-          <w:szCs w:val="22"/>
-        </w:rPr>
-        <w:t>Called the coefficient of determination. Explains the proportion of variance in the dependent variable that can be explained by the independent variables. The equation is 1 – (sum of squares of residuals/total sum of squares)</w:t>
-      </w:r>
-    </w:p>
-    <w:p>
-      <w:pPr>
-        <w:pStyle w:val="ListParagraph"/>
-        <w:numPr>
-          <w:ilvl w:val="0"/>
-          <w:numId w:val="7"/>
-        </w:numPr>
-        <w:rPr>
-          <w:sz w:val="22"/>
-          <w:szCs w:val="22"/>
-        </w:rPr>
-      </w:pPr>
-      <w:r>
-        <w:rPr>
-          <w:sz w:val="22"/>
-          <w:szCs w:val="22"/>
-        </w:rPr>
-        <w:lastRenderedPageBreak/>
-        <w:t>Adjusted R squared</w:t>
-      </w:r>
-      <w:r>
-        <w:rPr>
-          <w:sz w:val="22"/>
-          <w:szCs w:val="22"/>
-        </w:rPr>
-        <w:t xml:space="preserve"> </w:t>
-      </w:r>
-      <w:r>
-        <w:rPr>
-          <w:sz w:val="22"/>
-          <w:szCs w:val="22"/>
-        </w:rPr>
-        <w:t>–</w:t>
-      </w:r>
-      <w:r>
-        <w:rPr>
-          <w:sz w:val="22"/>
-          <w:szCs w:val="22"/>
-        </w:rPr>
-        <w:t xml:space="preserve"> </w:t>
-      </w:r>
-      <w:r>
-        <w:rPr>
-          <w:sz w:val="22"/>
-          <w:szCs w:val="22"/>
-        </w:rPr>
-        <w:t>the R squared value adjusted for the number of predictors.</w:t>
-      </w:r>
-      <w:r>
-        <w:rPr>
-          <w:sz w:val="22"/>
-          <w:szCs w:val="22"/>
-        </w:rPr>
-        <w:t xml:space="preserve"> (3)</w:t>
-      </w:r>
-    </w:p>
-    <w:p>
-      <w:pPr>
-        <w:pStyle w:val="ListParagraph"/>
-        <w:numPr>
-          <w:ilvl w:val="0"/>
-          <w:numId w:val="7"/>
-        </w:numPr>
-        <w:rPr>
-          <w:sz w:val="22"/>
-          <w:szCs w:val="22"/>
-        </w:rPr>
-      </w:pPr>
-      <w:r>
-        <w:rPr>
-          <w:sz w:val="22"/>
-          <w:szCs w:val="22"/>
-        </w:rPr>
-        <w:t xml:space="preserve">Calibration - </w:t>
-      </w:r>
-    </w:p>
-    <w:p>
-      <w:pPr>
-        <w:ind w:left="360"/>
-        <w:rPr>
-          <w:sz w:val="22"/>
-          <w:szCs w:val="22"/>
-        </w:rPr>
-      </w:pPr>
-      <w:r>
-        <w:rPr>
-          <w:sz w:val="22"/>
-          <w:szCs w:val="22"/>
-        </w:rPr>
-        <w:t xml:space="preserve">The multiple prediction models will be evaluated using these performance measures which allow for the comparison on their suitability. </w:t>
-      </w:r>
+          <w:lang w:val="en-US"/>
+        </w:rPr>
+      </w:pPr>
     </w:p>
     <w:p>
       <w:pPr>
@@ -3528,66 +3240,17 @@
     </w:p>
     <w:p>
       <w:pPr>
-        <w:pStyle w:val="ListParagraph"/>
-        <w:numPr>
-          <w:ilvl w:val="0"/>
-          <w:numId w:val="8"/>
-        </w:numPr>
         <w:rPr>
           <w:b/>
           <w:bCs/>
-          <w:sz w:val="22"/>
-          <w:szCs w:val="22"/>
-        </w:rPr>
-      </w:pPr>
-      <w:r>
-        <w:rPr>
-          <w:sz w:val="22"/>
-          <w:szCs w:val="22"/>
-        </w:rPr>
-        <w:t>Experiment with variable selection and functional form, checking performance measures to determine how the model improves or not.</w:t>
-      </w:r>
-    </w:p>
-    <w:p>
-      <w:pPr>
-        <w:pStyle w:val="ListParagraph"/>
-        <w:numPr>
-          <w:ilvl w:val="0"/>
-          <w:numId w:val="8"/>
-        </w:numPr>
+        </w:rPr>
+      </w:pPr>
+      <w:r>
         <w:rPr>
           <w:b/>
           <w:bCs/>
-          <w:sz w:val="22"/>
-          <w:szCs w:val="22"/>
-        </w:rPr>
-      </w:pPr>
-      <w:r>
-        <w:rPr>
-          <w:sz w:val="22"/>
-          <w:szCs w:val="22"/>
-        </w:rPr>
-        <w:t>Missing data approaches</w:t>
-      </w:r>
-    </w:p>
-    <w:p>
-      <w:pPr>
-        <w:rPr>
-          <w:b/>
-          <w:bCs/>
-        </w:rPr>
-      </w:pPr>
-      <w:r>
-        <w:rPr>
-          <w:b/>
-          <w:bCs/>
         </w:rPr>
         <w:t>Discussion</w:t>
-      </w:r>
-    </w:p>
-    <w:p>
-      <w:r>
-        <w:t xml:space="preserve">Strengths and limitations </w:t>
       </w:r>
     </w:p>
     <w:p>
@@ -3684,7 +3347,15 @@
           <w:sz w:val="22"/>
           <w:szCs w:val="22"/>
         </w:rPr>
-        <w:t xml:space="preserve">Missing Data in Clinical Research: A Tutorial on Multiple Imputation, Canadian Journal of Cardiology, Volume 37, Issue 9, 2021, Pages 1322-1331, ISSN 0828-282X, </w:t>
+        <w:t xml:space="preserve">Missing Data in Clinical Research: A Tutorial on Multiple Imputation, Canadian Journal of Cardiology, Volume 37, </w:t>
+      </w:r>
+      <w:r>
+        <w:rPr>
+          <w:sz w:val="22"/>
+          <w:szCs w:val="22"/>
+        </w:rPr>
+        <w:lastRenderedPageBreak/>
+        <w:t xml:space="preserve">Issue 9, 2021, Pages 1322-1331, ISSN 0828-282X, </w:t>
       </w:r>
       <w:hyperlink r:id="rId5" w:history="1">
         <w:r>
@@ -3701,44 +3372,7 @@
           <w:sz w:val="22"/>
           <w:szCs w:val="22"/>
         </w:rPr>
-        <w:t>. (</w:t>
-      </w:r>
-      <w:hyperlink r:id="rId6" w:history="1">
-        <w:r>
-          <w:rPr>
-            <w:rStyle w:val="Hyperlink"/>
-            <w:sz w:val="22"/>
-            <w:szCs w:val="22"/>
-          </w:rPr>
-          <w:t>https://www.sciencedirect.com/science/article/pii/S0828282X20311119</w:t>
-        </w:r>
-      </w:hyperlink>
-      <w:r>
-        <w:rPr>
-          <w:sz w:val="22"/>
-          <w:szCs w:val="22"/>
-        </w:rPr>
-        <w:t>)</w:t>
-      </w:r>
-    </w:p>
-    <w:p>
-      <w:pPr>
-        <w:pStyle w:val="ListParagraph"/>
-        <w:numPr>
-          <w:ilvl w:val="0"/>
-          <w:numId w:val="1"/>
-        </w:numPr>
-        <w:rPr>
-          <w:sz w:val="22"/>
-          <w:szCs w:val="22"/>
-        </w:rPr>
-      </w:pPr>
-      <w:r>
-        <w:rPr>
-          <w:sz w:val="22"/>
-          <w:szCs w:val="22"/>
-        </w:rPr>
-        <w:t>Tatachar, A.V., 2021. Comparative assessment of regression models based on model evaluation metrics. International Research Journal of Engineering and Technology (IRJET), 8(09), pp.2395-0056.</w:t>
+        <w:t>. (https://www.sciencedirect.com/science/article/pii/S0828282X20311119)</w:t>
       </w:r>
     </w:p>
     <w:p>
@@ -4190,9 +3824,9 @@
     </w:lvl>
   </w:abstractNum>
   <w:abstractNum w:abstractNumId="4" w15:restartNumberingAfterBreak="0">
-    <w:nsid w:val="40BB7506"/>
+    <w:nsid w:val="49D0745C"/>
     <w:multiLevelType w:val="hybridMultilevel"/>
-    <w:tmpl w:val="4E3A57D4"/>
+    <w:tmpl w:val="97CE1DBC"/>
     <w:lvl w:ilvl="0" w:tplc="08090001">
       <w:start w:val="1"/>
       <w:numFmt w:val="bullet"/>
@@ -4303,9 +3937,9 @@
     </w:lvl>
   </w:abstractNum>
   <w:abstractNum w:abstractNumId="5" w15:restartNumberingAfterBreak="0">
-    <w:nsid w:val="49D0745C"/>
+    <w:nsid w:val="587A1587"/>
     <w:multiLevelType w:val="hybridMultilevel"/>
-    <w:tmpl w:val="97CE1DBC"/>
+    <w:tmpl w:val="102239C2"/>
     <w:lvl w:ilvl="0" w:tplc="08090001">
       <w:start w:val="1"/>
       <w:numFmt w:val="bullet"/>
@@ -4415,237 +4049,11 @@
       </w:rPr>
     </w:lvl>
   </w:abstractNum>
-  <w:abstractNum w:abstractNumId="6" w15:restartNumberingAfterBreak="0">
-    <w:nsid w:val="584F0809"/>
-    <w:multiLevelType w:val="hybridMultilevel"/>
-    <w:tmpl w:val="F356CBCC"/>
-    <w:lvl w:ilvl="0" w:tplc="08090001">
-      <w:start w:val="1"/>
-      <w:numFmt w:val="bullet"/>
-      <w:lvlText w:val=""/>
-      <w:lvlJc w:val="left"/>
-      <w:pPr>
-        <w:ind w:left="720" w:hanging="360"/>
-      </w:pPr>
-      <w:rPr>
-        <w:rFonts w:ascii="Symbol" w:hAnsi="Symbol" w:hint="default"/>
-      </w:rPr>
-    </w:lvl>
-    <w:lvl w:ilvl="1" w:tplc="08090003" w:tentative="1">
-      <w:start w:val="1"/>
-      <w:numFmt w:val="bullet"/>
-      <w:lvlText w:val="o"/>
-      <w:lvlJc w:val="left"/>
-      <w:pPr>
-        <w:ind w:left="1440" w:hanging="360"/>
-      </w:pPr>
-      <w:rPr>
-        <w:rFonts w:ascii="Courier New" w:hAnsi="Courier New" w:cs="Courier New" w:hint="default"/>
-      </w:rPr>
-    </w:lvl>
-    <w:lvl w:ilvl="2" w:tplc="08090005" w:tentative="1">
-      <w:start w:val="1"/>
-      <w:numFmt w:val="bullet"/>
-      <w:lvlText w:val=""/>
-      <w:lvlJc w:val="left"/>
-      <w:pPr>
-        <w:ind w:left="2160" w:hanging="360"/>
-      </w:pPr>
-      <w:rPr>
-        <w:rFonts w:ascii="Wingdings" w:hAnsi="Wingdings" w:hint="default"/>
-      </w:rPr>
-    </w:lvl>
-    <w:lvl w:ilvl="3" w:tplc="08090001" w:tentative="1">
-      <w:start w:val="1"/>
-      <w:numFmt w:val="bullet"/>
-      <w:lvlText w:val=""/>
-      <w:lvlJc w:val="left"/>
-      <w:pPr>
-        <w:ind w:left="2880" w:hanging="360"/>
-      </w:pPr>
-      <w:rPr>
-        <w:rFonts w:ascii="Symbol" w:hAnsi="Symbol" w:hint="default"/>
-      </w:rPr>
-    </w:lvl>
-    <w:lvl w:ilvl="4" w:tplc="08090003" w:tentative="1">
-      <w:start w:val="1"/>
-      <w:numFmt w:val="bullet"/>
-      <w:lvlText w:val="o"/>
-      <w:lvlJc w:val="left"/>
-      <w:pPr>
-        <w:ind w:left="3600" w:hanging="360"/>
-      </w:pPr>
-      <w:rPr>
-        <w:rFonts w:ascii="Courier New" w:hAnsi="Courier New" w:cs="Courier New" w:hint="default"/>
-      </w:rPr>
-    </w:lvl>
-    <w:lvl w:ilvl="5" w:tplc="08090005" w:tentative="1">
-      <w:start w:val="1"/>
-      <w:numFmt w:val="bullet"/>
-      <w:lvlText w:val=""/>
-      <w:lvlJc w:val="left"/>
-      <w:pPr>
-        <w:ind w:left="4320" w:hanging="360"/>
-      </w:pPr>
-      <w:rPr>
-        <w:rFonts w:ascii="Wingdings" w:hAnsi="Wingdings" w:hint="default"/>
-      </w:rPr>
-    </w:lvl>
-    <w:lvl w:ilvl="6" w:tplc="08090001" w:tentative="1">
-      <w:start w:val="1"/>
-      <w:numFmt w:val="bullet"/>
-      <w:lvlText w:val=""/>
-      <w:lvlJc w:val="left"/>
-      <w:pPr>
-        <w:ind w:left="5040" w:hanging="360"/>
-      </w:pPr>
-      <w:rPr>
-        <w:rFonts w:ascii="Symbol" w:hAnsi="Symbol" w:hint="default"/>
-      </w:rPr>
-    </w:lvl>
-    <w:lvl w:ilvl="7" w:tplc="08090003" w:tentative="1">
-      <w:start w:val="1"/>
-      <w:numFmt w:val="bullet"/>
-      <w:lvlText w:val="o"/>
-      <w:lvlJc w:val="left"/>
-      <w:pPr>
-        <w:ind w:left="5760" w:hanging="360"/>
-      </w:pPr>
-      <w:rPr>
-        <w:rFonts w:ascii="Courier New" w:hAnsi="Courier New" w:cs="Courier New" w:hint="default"/>
-      </w:rPr>
-    </w:lvl>
-    <w:lvl w:ilvl="8" w:tplc="08090005" w:tentative="1">
-      <w:start w:val="1"/>
-      <w:numFmt w:val="bullet"/>
-      <w:lvlText w:val=""/>
-      <w:lvlJc w:val="left"/>
-      <w:pPr>
-        <w:ind w:left="6480" w:hanging="360"/>
-      </w:pPr>
-      <w:rPr>
-        <w:rFonts w:ascii="Wingdings" w:hAnsi="Wingdings" w:hint="default"/>
-      </w:rPr>
-    </w:lvl>
-  </w:abstractNum>
-  <w:abstractNum w:abstractNumId="7" w15:restartNumberingAfterBreak="0">
-    <w:nsid w:val="587A1587"/>
-    <w:multiLevelType w:val="hybridMultilevel"/>
-    <w:tmpl w:val="102239C2"/>
-    <w:lvl w:ilvl="0" w:tplc="08090001">
-      <w:start w:val="1"/>
-      <w:numFmt w:val="bullet"/>
-      <w:lvlText w:val=""/>
-      <w:lvlJc w:val="left"/>
-      <w:pPr>
-        <w:ind w:left="720" w:hanging="360"/>
-      </w:pPr>
-      <w:rPr>
-        <w:rFonts w:ascii="Symbol" w:hAnsi="Symbol" w:hint="default"/>
-      </w:rPr>
-    </w:lvl>
-    <w:lvl w:ilvl="1" w:tplc="08090003" w:tentative="1">
-      <w:start w:val="1"/>
-      <w:numFmt w:val="bullet"/>
-      <w:lvlText w:val="o"/>
-      <w:lvlJc w:val="left"/>
-      <w:pPr>
-        <w:ind w:left="1440" w:hanging="360"/>
-      </w:pPr>
-      <w:rPr>
-        <w:rFonts w:ascii="Courier New" w:hAnsi="Courier New" w:cs="Courier New" w:hint="default"/>
-      </w:rPr>
-    </w:lvl>
-    <w:lvl w:ilvl="2" w:tplc="08090005" w:tentative="1">
-      <w:start w:val="1"/>
-      <w:numFmt w:val="bullet"/>
-      <w:lvlText w:val=""/>
-      <w:lvlJc w:val="left"/>
-      <w:pPr>
-        <w:ind w:left="2160" w:hanging="360"/>
-      </w:pPr>
-      <w:rPr>
-        <w:rFonts w:ascii="Wingdings" w:hAnsi="Wingdings" w:hint="default"/>
-      </w:rPr>
-    </w:lvl>
-    <w:lvl w:ilvl="3" w:tplc="08090001" w:tentative="1">
-      <w:start w:val="1"/>
-      <w:numFmt w:val="bullet"/>
-      <w:lvlText w:val=""/>
-      <w:lvlJc w:val="left"/>
-      <w:pPr>
-        <w:ind w:left="2880" w:hanging="360"/>
-      </w:pPr>
-      <w:rPr>
-        <w:rFonts w:ascii="Symbol" w:hAnsi="Symbol" w:hint="default"/>
-      </w:rPr>
-    </w:lvl>
-    <w:lvl w:ilvl="4" w:tplc="08090003" w:tentative="1">
-      <w:start w:val="1"/>
-      <w:numFmt w:val="bullet"/>
-      <w:lvlText w:val="o"/>
-      <w:lvlJc w:val="left"/>
-      <w:pPr>
-        <w:ind w:left="3600" w:hanging="360"/>
-      </w:pPr>
-      <w:rPr>
-        <w:rFonts w:ascii="Courier New" w:hAnsi="Courier New" w:cs="Courier New" w:hint="default"/>
-      </w:rPr>
-    </w:lvl>
-    <w:lvl w:ilvl="5" w:tplc="08090005" w:tentative="1">
-      <w:start w:val="1"/>
-      <w:numFmt w:val="bullet"/>
-      <w:lvlText w:val=""/>
-      <w:lvlJc w:val="left"/>
-      <w:pPr>
-        <w:ind w:left="4320" w:hanging="360"/>
-      </w:pPr>
-      <w:rPr>
-        <w:rFonts w:ascii="Wingdings" w:hAnsi="Wingdings" w:hint="default"/>
-      </w:rPr>
-    </w:lvl>
-    <w:lvl w:ilvl="6" w:tplc="08090001" w:tentative="1">
-      <w:start w:val="1"/>
-      <w:numFmt w:val="bullet"/>
-      <w:lvlText w:val=""/>
-      <w:lvlJc w:val="left"/>
-      <w:pPr>
-        <w:ind w:left="5040" w:hanging="360"/>
-      </w:pPr>
-      <w:rPr>
-        <w:rFonts w:ascii="Symbol" w:hAnsi="Symbol" w:hint="default"/>
-      </w:rPr>
-    </w:lvl>
-    <w:lvl w:ilvl="7" w:tplc="08090003" w:tentative="1">
-      <w:start w:val="1"/>
-      <w:numFmt w:val="bullet"/>
-      <w:lvlText w:val="o"/>
-      <w:lvlJc w:val="left"/>
-      <w:pPr>
-        <w:ind w:left="5760" w:hanging="360"/>
-      </w:pPr>
-      <w:rPr>
-        <w:rFonts w:ascii="Courier New" w:hAnsi="Courier New" w:cs="Courier New" w:hint="default"/>
-      </w:rPr>
-    </w:lvl>
-    <w:lvl w:ilvl="8" w:tplc="08090005" w:tentative="1">
-      <w:start w:val="1"/>
-      <w:numFmt w:val="bullet"/>
-      <w:lvlText w:val=""/>
-      <w:lvlJc w:val="left"/>
-      <w:pPr>
-        <w:ind w:left="6480" w:hanging="360"/>
-      </w:pPr>
-      <w:rPr>
-        <w:rFonts w:ascii="Wingdings" w:hAnsi="Wingdings" w:hint="default"/>
-      </w:rPr>
-    </w:lvl>
-  </w:abstractNum>
   <w:num w:numId="1" w16cid:durableId="310015238">
     <w:abstractNumId w:val="0"/>
   </w:num>
   <w:num w:numId="2" w16cid:durableId="1153837750">
-    <w:abstractNumId w:val="5"/>
+    <w:abstractNumId w:val="4"/>
   </w:num>
   <w:num w:numId="3" w16cid:durableId="1158304964">
     <w:abstractNumId w:val="2"/>
@@ -4654,16 +4062,10 @@
     <w:abstractNumId w:val="3"/>
   </w:num>
   <w:num w:numId="5" w16cid:durableId="1424959308">
-    <w:abstractNumId w:val="7"/>
+    <w:abstractNumId w:val="5"/>
   </w:num>
   <w:num w:numId="6" w16cid:durableId="1238054041">
     <w:abstractNumId w:val="1"/>
-  </w:num>
-  <w:num w:numId="7" w16cid:durableId="381180091">
-    <w:abstractNumId w:val="6"/>
-  </w:num>
-  <w:num w:numId="8" w16cid:durableId="8681755">
-    <w:abstractNumId w:val="4"/>
   </w:num>
 </w:numbering>
 </file>
